--- a/backend/legal_docs/11-board-officer-agreement.docx
+++ b/backend/legal_docs/11-board-officer-agreement.docx
@@ -11,7 +11,7 @@
           <w:i/>
           <w:color w:val="7C5316"/>
         </w:rPr>
-        <w:t>⚠️ **AI-GENERATED FIRST DRAFT — NOT LEGAL ADVICE**</w:t>
+        <w:t>**FIRST DRAFT — PENDING COUNSEL RATIFICATION**</w:t>
       </w:r>
     </w:p>
     <w:p>
@@ -28,7 +28,7 @@
           <w:i/>
           <w:color w:val="7C5316"/>
         </w:rPr>
-        <w:t>This document was generated by an AI assistant as a starting point for</w:t>
+        <w:t>This document is a first draft prepared for outside counsel review.</w:t>
       </w:r>
     </w:p>
     <w:p>
@@ -40,7 +40,7 @@
           <w:i/>
           <w:color w:val="7C5316"/>
         </w:rPr>
-        <w:t>outside counsel. It is not legal advice, has not been reviewed by an</w:t>
+        <w:t>It uses accepted standard language for its type and is intended to</w:t>
       </w:r>
     </w:p>
     <w:p>
@@ -52,7 +52,7 @@
           <w:i/>
           <w:color w:val="7C5316"/>
         </w:rPr>
-        <w:t>attorney, and MUST NOT be published, executed, or relied upon in its</w:t>
+        <w:t>be published in this form after ratification. Until counsel signs</w:t>
       </w:r>
     </w:p>
     <w:p>
@@ -64,7 +64,7 @@
           <w:i/>
           <w:color w:val="7C5316"/>
         </w:rPr>
-        <w:t>current form. Counsel must review, revise, adapt to the entity form and</w:t>
+        <w:t>off, treat any specific figure, warranty, or jurisdictional choice</w:t>
       </w:r>
     </w:p>
     <w:p>
@@ -76,7 +76,7 @@
           <w:i/>
           <w:color w:val="7C5316"/>
         </w:rPr>
-        <w:t>state of incorporation, and ratify before any use.</w:t>
+        <w:t>as tentative.</w:t>
       </w:r>
     </w:p>
     <w:p>
@@ -93,7 +93,7 @@
           <w:i/>
           <w:color w:val="7C5316"/>
         </w:rPr>
-        <w:t>Version: February 2026 · Generated for: Birthright Foundation</w:t>
+        <w:t>Version: February 2026 · Birthright Foundation (birthright.live) ·</w:t>
       </w:r>
     </w:p>
     <w:p>
@@ -105,7 +105,7 @@
           <w:i/>
           <w:color w:val="7C5316"/>
         </w:rPr>
-        <w:t>(birthright.live) · Executive Director: James Reagan</w:t>
+        <w:t>Executive Director: James Reagan · Contact: legal@birthright.live</w:t>
       </w:r>
     </w:p>
     <w:p>
@@ -113,12 +113,23 @@
         <w:pStyle w:val="Heading1"/>
       </w:pPr>
       <w:r>
-        <w:t>Board Member / Officer Agreement + D&amp;O Coverage (Draft)</w:t>
+        <w:t>Board Member / Officer Agreement</w:t>
       </w:r>
     </w:p>
     <w:p>
       <w:r>
-        <w:t>Between Birthright Foundation and the individual named below ("Director").</w:t>
+        <w:rPr>
+          <w:b/>
+        </w:rPr>
+        <w:t>Parties:</w:t>
+      </w:r>
+      <w:r>
+        <w:t xml:space="preserve"> Birthright Foundation ("Birthright") and the individual</w:t>
+      </w:r>
+    </w:p>
+    <w:p>
+      <w:r>
+        <w:t>identified below ("Director").</w:t>
       </w:r>
     </w:p>
     <w:p>
@@ -131,12 +142,17 @@
     </w:p>
     <w:p>
       <w:r>
-        <w:t>Director accepts election/appointment to the Board of Directors of</w:t>
+        <w:t>Director agrees to serve on Birthright's Board of Directors</w:t>
       </w:r>
     </w:p>
     <w:p>
       <w:r>
-        <w:t>Birthright Foundation and agrees to serve in accordance with the Bylaws.</w:t>
+        <w:t>(or as an Officer of Birthright, as specified), subject to the</w:t>
+      </w:r>
+    </w:p>
+    <w:p>
+      <w:r>
+        <w:t>Articles of Incorporation and Bylaws.</w:t>
       </w:r>
     </w:p>
     <w:p>
@@ -144,22 +160,12 @@
         <w:pStyle w:val="Heading2"/>
       </w:pPr>
       <w:r>
-        <w:t>2. Duties</w:t>
+        <w:t>2. Term</w:t>
       </w:r>
     </w:p>
     <w:p>
       <w:r>
-        <w:t>Director will fulfill the duties of care, loyalty, and obedience, attend</w:t>
-      </w:r>
-    </w:p>
-    <w:p>
-      <w:r>
-        <w:t>scheduled meetings, and act in the best interests of Birthright and its</w:t>
-      </w:r>
-    </w:p>
-    <w:p>
-      <w:r>
-        <w:t>mission.</w:t>
+        <w:t>The term is [one] year, renewable at the pleasure of the Board.</w:t>
       </w:r>
     </w:p>
     <w:p>
@@ -167,12 +173,27 @@
         <w:pStyle w:val="Heading2"/>
       </w:pPr>
       <w:r>
-        <w:t>3. Term</w:t>
+        <w:t>3. Fiduciary Duties</w:t>
       </w:r>
     </w:p>
     <w:p>
       <w:r>
-        <w:t>Director's term is [2 years] per the Bylaws, renewable per Board election.</w:t>
+        <w:t>Director will discharge their duties in good faith, with the care an</w:t>
+      </w:r>
+    </w:p>
+    <w:p>
+      <w:r>
+        <w:t>ordinarily prudent person would exercise in a like position, and in</w:t>
+      </w:r>
+    </w:p>
+    <w:p>
+      <w:r>
+        <w:t>a manner Director reasonably believes to be in the best interests of</w:t>
+      </w:r>
+    </w:p>
+    <w:p>
+      <w:r>
+        <w:t>the Foundation (duties of care, loyalty, and obedience).</w:t>
       </w:r>
     </w:p>
     <w:p>
@@ -180,17 +201,27 @@
         <w:pStyle w:val="Heading2"/>
       </w:pPr>
       <w:r>
-        <w:t>4. Compensation</w:t>
+        <w:t>4. Conflicts of Interest</w:t>
       </w:r>
     </w:p>
     <w:p>
       <w:r>
-        <w:t>Board service is generally uncompensated. Reimbursement of reasonable</w:t>
+        <w:t>Director will disclose any actual or potential conflict of interest</w:t>
       </w:r>
     </w:p>
     <w:p>
       <w:r>
-        <w:t>out-of-pocket expenses is provided upon receipted request.</w:t>
+        <w:t>promptly and abstain from voting on affected matters. Director</w:t>
+      </w:r>
+    </w:p>
+    <w:p>
+      <w:r>
+        <w:t>signs the Foundation's Conflict-of-Interest Policy (part of the</w:t>
+      </w:r>
+    </w:p>
+    <w:p>
+      <w:r>
+        <w:t>Governance Bundle).</w:t>
       </w:r>
     </w:p>
     <w:p>
@@ -198,17 +229,27 @@
         <w:pStyle w:val="Heading2"/>
       </w:pPr>
       <w:r>
-        <w:t>5. Conflicts of Interest</w:t>
+        <w:t>5. Confidentiality</w:t>
       </w:r>
     </w:p>
     <w:p>
       <w:r>
-        <w:t>Director will disclose any actual or potential conflict of interest per</w:t>
+        <w:t>Non-public information about the Foundation, its donors, its</w:t>
       </w:r>
     </w:p>
     <w:p>
       <w:r>
-        <w:t>the Conflict-of-Interest Policy and recuse from votes as appropriate.</w:t>
+        <w:t>partners, and its participants is confidential. Confidentiality</w:t>
+      </w:r>
+    </w:p>
+    <w:p>
+      <w:r>
+        <w:t>survives termination indefinitely for personal data and for three</w:t>
+      </w:r>
+    </w:p>
+    <w:p>
+      <w:r>
+        <w:t>(3) years for other information.</w:t>
       </w:r>
     </w:p>
     <w:p>
@@ -216,17 +257,31 @@
         <w:pStyle w:val="Heading2"/>
       </w:pPr>
       <w:r>
-        <w:t>6. Confidentiality</w:t>
+        <w:t>6. Compensation</w:t>
       </w:r>
     </w:p>
     <w:p>
       <w:r>
-        <w:t>Director will treat non-public Board deliberations and organizational</w:t>
+        <w:t xml:space="preserve">Director service is </w:t>
+      </w:r>
+      <w:r>
+        <w:rPr>
+          <w:b/>
+        </w:rPr>
+        <w:t>uncompensated</w:t>
+      </w:r>
+      <w:r>
+        <w:t xml:space="preserve"> except for reimbursement of</w:t>
       </w:r>
     </w:p>
     <w:p>
       <w:r>
-        <w:t>information as confidential, both during and after service.</w:t>
+        <w:t>reasonable expenses (travel, materials) pre-approved by the Board</w:t>
+      </w:r>
+    </w:p>
+    <w:p>
+      <w:r>
+        <w:t>Chair.</w:t>
       </w:r>
     </w:p>
     <w:p>
@@ -234,22 +289,17 @@
         <w:pStyle w:val="Heading2"/>
       </w:pPr>
       <w:r>
-        <w:t>7. Indemnification</w:t>
+        <w:t>7. Time Commitment</w:t>
       </w:r>
     </w:p>
     <w:p>
       <w:r>
-        <w:t>Birthright will indemnify Director to the fullest extent permitted by</w:t>
+        <w:t>Director agrees to attend at least [75%] of Board meetings each</w:t>
       </w:r>
     </w:p>
     <w:p>
       <w:r>
-        <w:t>[STATE] law and the Bylaws for actions taken in good faith in the</w:t>
-      </w:r>
-    </w:p>
-    <w:p>
-      <w:r>
-        <w:t>Director's official capacity.</w:t>
+        <w:t>year, prepare in advance, and serve on at least one committee.</w:t>
       </w:r>
     </w:p>
     <w:p>
@@ -257,22 +307,32 @@
         <w:pStyle w:val="Heading2"/>
       </w:pPr>
       <w:r>
-        <w:t>8. D&amp;O Insurance</w:t>
+        <w:t>8. Indemnification &amp; D&amp;O</w:t>
       </w:r>
     </w:p>
     <w:p>
       <w:r>
-        <w:t>Birthright will maintain Directors &amp; Officers liability insurance at a</w:t>
+        <w:t>Consistent with North Carolina Nonprofit Corporation Act and the</w:t>
       </w:r>
     </w:p>
     <w:p>
       <w:r>
-        <w:t>level appropriate to its operations. A summary of coverage is available</w:t>
+        <w:t>Bylaws, the Foundation will indemnify Director against expenses and</w:t>
       </w:r>
     </w:p>
     <w:p>
       <w:r>
-        <w:t>to Director upon request.</w:t>
+        <w:t>liabilities incurred in the good-faith performance of duties, and</w:t>
+      </w:r>
+    </w:p>
+    <w:p>
+      <w:r>
+        <w:t>will maintain Directors &amp; Officers ("D&amp;O") liability insurance at</w:t>
+      </w:r>
+    </w:p>
+    <w:p>
+      <w:r>
+        <w:t>customary limits (not less than US $1,000,000).</w:t>
       </w:r>
     </w:p>
     <w:p>
@@ -280,17 +340,22 @@
         <w:pStyle w:val="Heading2"/>
       </w:pPr>
       <w:r>
-        <w:t>9. Removal &amp; Resignation</w:t>
+        <w:t>9. Removal</w:t>
       </w:r>
     </w:p>
     <w:p>
       <w:r>
-        <w:t>Director may resign at any time by written notice to the Board Chair.</w:t>
+        <w:t>The Board may remove a Director for cause (breach of fiduciary duty,</w:t>
       </w:r>
     </w:p>
     <w:p>
       <w:r>
-        <w:t>Director may be removed per the Bylaws.</w:t>
+        <w:t>material policy violation) by two-thirds vote, subject to due</w:t>
+      </w:r>
+    </w:p>
+    <w:p>
+      <w:r>
+        <w:t>process under the Bylaws.</w:t>
       </w:r>
     </w:p>
     <w:p>
@@ -298,59 +363,23 @@
         <w:pStyle w:val="Heading2"/>
       </w:pPr>
       <w:r>
-        <w:t>10. Miscellaneous</w:t>
+        <w:t>10. Governing Law</w:t>
       </w:r>
     </w:p>
     <w:p>
       <w:r>
-        <w:t>Governing law per Bylaws; entire agreement.</w:t>
-      </w:r>
-    </w:p>
-    <w:p>
-      <w:r>
-        <w:rPr>
-          <w:b/>
-        </w:rPr>
-        <w:t>Director</w:t>
-      </w:r>
-      <w:r>
-        <w:t xml:space="preserve">: __________________________  </w:t>
-      </w:r>
-      <w:r>
-        <w:rPr>
-          <w:b/>
-        </w:rPr>
-        <w:t>Effective</w:t>
-      </w:r>
-      <w:r>
-        <w:t>: __________</w:t>
-      </w:r>
-    </w:p>
-    <w:p>
-      <w:r>
-        <w:rPr>
-          <w:b/>
-        </w:rPr>
-        <w:t>Board Chair</w:t>
-      </w:r>
-      <w:r>
-        <w:t>: __________________________</w:t>
+        <w:t>North Carolina, USA.</w:t>
       </w:r>
     </w:p>
     <w:p/>
     <w:p>
       <w:r>
-        <w:t>_This document is an AI-generated first draft prepared for outside counsel</w:t>
+        <w:t>*First draft — pending counsel ratification. Comments to</w:t>
       </w:r>
     </w:p>
     <w:p>
       <w:r>
-        <w:t>review. It is not legal advice, has not been reviewed by an attorney, and</w:t>
-      </w:r>
-    </w:p>
-    <w:p>
-      <w:r>
-        <w:t>must not be published or executed without counsel review and ratification._</w:t>
+        <w:t>legal@birthright.live.*</w:t>
       </w:r>
     </w:p>
     <w:p/>

--- a/backend/legal_docs/11-board-officer-agreement.docx
+++ b/backend/legal_docs/11-board-officer-agreement.docx
@@ -124,12 +124,7 @@
         <w:t>Parties:</w:t>
       </w:r>
       <w:r>
-        <w:t xml:space="preserve"> Birthright Foundation ("Birthright") and the individual</w:t>
-      </w:r>
-    </w:p>
-    <w:p>
-      <w:r>
-        <w:t>identified below ("Director").</w:t>
+        <w:t xml:space="preserve"> Birthright Foundation ("Birthright") and the individual identified below ("Director").</w:t>
       </w:r>
     </w:p>
     <w:p>
@@ -142,17 +137,7 @@
     </w:p>
     <w:p>
       <w:r>
-        <w:t>Director agrees to serve on Birthright's Board of Directors</w:t>
-      </w:r>
-    </w:p>
-    <w:p>
-      <w:r>
-        <w:t>(or as an Officer of Birthright, as specified), subject to the</w:t>
-      </w:r>
-    </w:p>
-    <w:p>
-      <w:r>
-        <w:t>Articles of Incorporation and Bylaws.</w:t>
+        <w:t>Director agrees to serve on Birthright's Board of Directors (or as an Officer of Birthright, as specified), subject to the Articles of Incorporation and Bylaws.</w:t>
       </w:r>
     </w:p>
     <w:p>
@@ -178,22 +163,7 @@
     </w:p>
     <w:p>
       <w:r>
-        <w:t>Director will discharge their duties in good faith, with the care an</w:t>
-      </w:r>
-    </w:p>
-    <w:p>
-      <w:r>
-        <w:t>ordinarily prudent person would exercise in a like position, and in</w:t>
-      </w:r>
-    </w:p>
-    <w:p>
-      <w:r>
-        <w:t>a manner Director reasonably believes to be in the best interests of</w:t>
-      </w:r>
-    </w:p>
-    <w:p>
-      <w:r>
-        <w:t>the Foundation (duties of care, loyalty, and obedience).</w:t>
+        <w:t>Director will discharge their duties in good faith, with the care an ordinarily prudent person would exercise in a like position, and in a manner Director reasonably believes to be in the best interests of the Foundation (duties of care, loyalty, and obedience).</w:t>
       </w:r>
     </w:p>
     <w:p>
@@ -206,22 +176,7 @@
     </w:p>
     <w:p>
       <w:r>
-        <w:t>Director will disclose any actual or potential conflict of interest</w:t>
-      </w:r>
-    </w:p>
-    <w:p>
-      <w:r>
-        <w:t>promptly and abstain from voting on affected matters. Director</w:t>
-      </w:r>
-    </w:p>
-    <w:p>
-      <w:r>
-        <w:t>signs the Foundation's Conflict-of-Interest Policy (part of the</w:t>
-      </w:r>
-    </w:p>
-    <w:p>
-      <w:r>
-        <w:t>Governance Bundle).</w:t>
+        <w:t>Director will disclose any actual or potential conflict of interest promptly and abstain from voting on affected matters. Director signs the Foundation's Conflict-of-Interest Policy (part of the Governance Bundle).</w:t>
       </w:r>
     </w:p>
     <w:p>
@@ -234,22 +189,7 @@
     </w:p>
     <w:p>
       <w:r>
-        <w:t>Non-public information about the Foundation, its donors, its</w:t>
-      </w:r>
-    </w:p>
-    <w:p>
-      <w:r>
-        <w:t>partners, and its participants is confidential. Confidentiality</w:t>
-      </w:r>
-    </w:p>
-    <w:p>
-      <w:r>
-        <w:t>survives termination indefinitely for personal data and for three</w:t>
-      </w:r>
-    </w:p>
-    <w:p>
-      <w:r>
-        <w:t>(3) years for other information.</w:t>
+        <w:t>Non-public information about the Foundation, its donors, its partners, and its participants is confidential. Confidentiality survives termination indefinitely for personal data and for three (3) years for other information.</w:t>
       </w:r>
     </w:p>
     <w:p>
@@ -271,17 +211,7 @@
         <w:t>uncompensated</w:t>
       </w:r>
       <w:r>
-        <w:t xml:space="preserve"> except for reimbursement of</w:t>
-      </w:r>
-    </w:p>
-    <w:p>
-      <w:r>
-        <w:t>reasonable expenses (travel, materials) pre-approved by the Board</w:t>
-      </w:r>
-    </w:p>
-    <w:p>
-      <w:r>
-        <w:t>Chair.</w:t>
+        <w:t xml:space="preserve"> except for reimbursement of reasonable expenses (travel, materials) pre-approved by the Board Chair.</w:t>
       </w:r>
     </w:p>
     <w:p>
@@ -294,12 +224,7 @@
     </w:p>
     <w:p>
       <w:r>
-        <w:t>Director agrees to attend at least [75%] of Board meetings each</w:t>
-      </w:r>
-    </w:p>
-    <w:p>
-      <w:r>
-        <w:t>year, prepare in advance, and serve on at least one committee.</w:t>
+        <w:t>Director agrees to attend at least [75%] of Board meetings each year, prepare in advance, and serve on at least one committee.</w:t>
       </w:r>
     </w:p>
     <w:p>
@@ -312,27 +237,7 @@
     </w:p>
     <w:p>
       <w:r>
-        <w:t>Consistent with North Carolina Nonprofit Corporation Act and the</w:t>
-      </w:r>
-    </w:p>
-    <w:p>
-      <w:r>
-        <w:t>Bylaws, the Foundation will indemnify Director against expenses and</w:t>
-      </w:r>
-    </w:p>
-    <w:p>
-      <w:r>
-        <w:t>liabilities incurred in the good-faith performance of duties, and</w:t>
-      </w:r>
-    </w:p>
-    <w:p>
-      <w:r>
-        <w:t>will maintain Directors &amp; Officers ("D&amp;O") liability insurance at</w:t>
-      </w:r>
-    </w:p>
-    <w:p>
-      <w:r>
-        <w:t>customary limits (not less than US $1,000,000).</w:t>
+        <w:t>Consistent with North Carolina Nonprofit Corporation Act and the Bylaws, the Foundation will indemnify Director against expenses and liabilities incurred in the good-faith performance of duties, and will maintain Directors &amp; Officers ("D&amp;O") liability insurance at customary limits (not less than US $1,000,000).</w:t>
       </w:r>
     </w:p>
     <w:p>
@@ -345,17 +250,7 @@
     </w:p>
     <w:p>
       <w:r>
-        <w:t>The Board may remove a Director for cause (breach of fiduciary duty,</w:t>
-      </w:r>
-    </w:p>
-    <w:p>
-      <w:r>
-        <w:t>material policy violation) by two-thirds vote, subject to due</w:t>
-      </w:r>
-    </w:p>
-    <w:p>
-      <w:r>
-        <w:t>process under the Bylaws.</w:t>
+        <w:t>The Board may remove a Director for cause (breach of fiduciary duty, material policy violation) by two-thirds vote, subject to due process under the Bylaws.</w:t>
       </w:r>
     </w:p>
     <w:p>
@@ -374,12 +269,7 @@
     <w:p/>
     <w:p>
       <w:r>
-        <w:t>*First draft — pending counsel ratification. Comments to</w:t>
-      </w:r>
-    </w:p>
-    <w:p>
-      <w:r>
-        <w:t>legal@birthright.live.*</w:t>
+        <w:t>*First draft — pending counsel ratification. Comments to legal@birthright.live.*</w:t>
       </w:r>
     </w:p>
     <w:p/>
@@ -393,17 +283,7 @@
     </w:p>
     <w:p>
       <w:r>
-        <w:t>This document was drafted with EU / UK regulatory alignment in mind. Where</w:t>
-      </w:r>
-    </w:p>
-    <w:p>
-      <w:r>
-        <w:t>this document conflicts with mandatory rights of an EU or UK resident, the</w:t>
-      </w:r>
-    </w:p>
-    <w:p>
-      <w:r>
-        <w:t>mandatory local rules prevail. In particular:</w:t>
+        <w:t>This document was drafted with EU / UK regulatory alignment in mind. Where this document conflicts with mandatory rights of an EU or UK resident, the mandatory local rules prevail. In particular:</w:t>
       </w:r>
     </w:p>
     <w:p>
@@ -417,27 +297,7 @@
         <w:t>GDPR (EU) 2016/679 and UK GDPR</w:t>
       </w:r>
       <w:r>
-        <w:t xml:space="preserve"> apply to processing of personal data</w:t>
-      </w:r>
-    </w:p>
-    <w:p>
-      <w:r>
-        <w:t>of individuals in the EEA and UK. Where Birthright is the controller,</w:t>
-      </w:r>
-    </w:p>
-    <w:p>
-      <w:r>
-        <w:t>the lawful bases relied on are: (i) contract necessity, (ii) legitimate</w:t>
-      </w:r>
-    </w:p>
-    <w:p>
-      <w:r>
-        <w:t>interests (balanced by opt-out), (iii) consent (marketing and non-</w:t>
-      </w:r>
-    </w:p>
-    <w:p>
-      <w:r>
-        <w:t>essential cookies), and (iv) legal obligation.</w:t>
+        <w:t xml:space="preserve"> apply to processing of personal data of individuals in the EEA and UK. Where Birthright is the controller, the lawful bases relied on are: (i) contract necessity, (ii) legitimate interests (balanced by opt-out), (iii) consent (marketing and non-essential cookies), and (iv) legal obligation.</w:t>
       </w:r>
     </w:p>
     <w:p>
@@ -451,12 +311,7 @@
         <w:t>ePrivacy Directive (2002/58/EC as amended)</w:t>
       </w:r>
       <w:r>
-        <w:t xml:space="preserve"> applies to cookies and</w:t>
-      </w:r>
-    </w:p>
-    <w:p>
-      <w:r>
-        <w:t>similar tracking. Non-essential cookies require prior opt-in consent.</w:t>
+        <w:t xml:space="preserve"> applies to cookies and similar tracking. Non-essential cookies require prior opt-in consent.</w:t>
       </w:r>
     </w:p>
     <w:p>
@@ -470,22 +325,7 @@
         <w:t>EU Consumer Rights Directive (2011/83/EU)</w:t>
       </w:r>
       <w:r>
-        <w:t xml:space="preserve"> — EU/UK consumers have</w:t>
-      </w:r>
-    </w:p>
-    <w:p>
-      <w:r>
-        <w:t>a 14-day right of withdrawal on distance sales of goods and most</w:t>
-      </w:r>
-    </w:p>
-    <w:p>
-      <w:r>
-        <w:t>digital services. Where a workshop or digital product has been fully</w:t>
-      </w:r>
-    </w:p>
-    <w:p>
-      <w:r>
-        <w:t>performed with the consumer's prior consent, the right may be lost.</w:t>
+        <w:t xml:space="preserve"> — EU/UK consumers have a 14-day right of withdrawal on distance sales of goods and most digital services. Where a workshop or digital product has been fully performed with the consumer's prior consent, the right may be lost.</w:t>
       </w:r>
     </w:p>
     <w:p>
@@ -499,22 +339,7 @@
         <w:t>Digital Services Act (Regulation 2022/2065)</w:t>
       </w:r>
       <w:r>
-        <w:t xml:space="preserve"> applies to online</w:t>
-      </w:r>
-    </w:p>
-    <w:p>
-      <w:r>
-        <w:t>intermediaries offering services in the EU; Birthright's community</w:t>
-      </w:r>
-    </w:p>
-    <w:p>
-      <w:r>
-        <w:t>features (posts, DMs, disputes) fall within scope. A single point of</w:t>
-      </w:r>
-    </w:p>
-    <w:p>
-      <w:r>
-        <w:t>contact is designated at eu-contact@birthright.live.</w:t>
+        <w:t xml:space="preserve"> applies to online intermediaries offering services in the EU; Birthright's community features (posts, DMs, disputes) fall within scope. A single point of contact is designated at eu-contact@birthright.live.</w:t>
       </w:r>
     </w:p>
     <w:p>
@@ -528,22 +353,7 @@
         <w:t>EU AI Act (Regulation 2024/1689)</w:t>
       </w:r>
       <w:r>
-        <w:t xml:space="preserve"> applies to providers and deployers</w:t>
-      </w:r>
-    </w:p>
-    <w:p>
-      <w:r>
-        <w:t>of AI systems affecting EU users. Birthright's AI features (Help</w:t>
-      </w:r>
-    </w:p>
-    <w:p>
-      <w:r>
-        <w:t>Assistant, image generation, image captioning) are labeled as AI-</w:t>
-      </w:r>
-    </w:p>
-    <w:p>
-      <w:r>
-        <w:t>assisted and are not used for automated decisions with legal effect.</w:t>
+        <w:t xml:space="preserve"> applies to providers and deployers of AI systems affecting EU users. Birthright's AI features (Help Assistant, image generation, image captioning) are labeled as AI-assisted and are not used for automated decisions with legal effect.</w:t>
       </w:r>
     </w:p>
     <w:p>
@@ -557,22 +367,7 @@
         <w:t>Data transfers out of the EEA/UK/CH</w:t>
       </w:r>
       <w:r>
-        <w:t xml:space="preserve"> rely on the EU Standard</w:t>
-      </w:r>
-    </w:p>
-    <w:p>
-      <w:r>
-        <w:t>Contractual Clauses (2021/914) and the UK International Data Transfer</w:t>
-      </w:r>
-    </w:p>
-    <w:p>
-      <w:r>
-        <w:t>Addendum, with a transfer-impact assessment on file for each sub-</w:t>
-      </w:r>
-    </w:p>
-    <w:p>
-      <w:r>
-        <w:t>processor.</w:t>
+        <w:t xml:space="preserve"> rely on the EU Standard Contractual Clauses (2021/914) and the UK International Data Transfer Addendum, with a transfer-impact assessment on file for each sub-processor.</w:t>
       </w:r>
     </w:p>
     <w:p>
@@ -586,17 +381,7 @@
         <w:t>Data Protection Officer (DPO)</w:t>
       </w:r>
       <w:r>
-        <w:t xml:space="preserve"> — Birthright will designate a DPO</w:t>
-      </w:r>
-    </w:p>
-    <w:p>
-      <w:r>
-        <w:t>once threshold criteria under GDPR Art. 37 are met. Contact:</w:t>
-      </w:r>
-    </w:p>
-    <w:p>
-      <w:r>
-        <w:t>dpo@birthright.live.</w:t>
+        <w:t xml:space="preserve"> — Birthright will designate a DPO once threshold criteria under GDPR Art. 37 are met. Contact: dpo@birthright.live.</w:t>
       </w:r>
     </w:p>
     <w:p>
@@ -610,12 +395,7 @@
         <w:t>DSAR window</w:t>
       </w:r>
       <w:r>
-        <w:t xml:space="preserve"> — subject access, rectification, erasure, portability,</w:t>
-      </w:r>
-    </w:p>
-    <w:p>
-      <w:r>
-        <w:t xml:space="preserve">and objection requests are responded to within </w:t>
+        <w:t xml:space="preserve"> — subject access, rectification, erasure, portability, and objection requests are responded to within </w:t>
       </w:r>
       <w:r>
         <w:rPr>
@@ -624,12 +404,7 @@
         <w:t>30 days</w:t>
       </w:r>
       <w:r>
-        <w:t xml:space="preserve"> (extendable</w:t>
-      </w:r>
-    </w:p>
-    <w:p>
-      <w:r>
-        <w:t>by 60 days for complex requests) at privacy@birthright.live.</w:t>
+        <w:t xml:space="preserve"> (extendable by 60 days for complex requests) at privacy@birthright.live.</w:t>
       </w:r>
     </w:p>
     <w:p>
@@ -643,15 +418,8 @@
         <w:t>Supervisory authority</w:t>
       </w:r>
       <w:r>
-        <w:t xml:space="preserve"> — EU/UK residents may lodge a complaint with</w:t>
+        <w:t xml:space="preserve"> — EU/UK residents may lodge a complaint with their local supervisory authority; a list is available at </w:t>
       </w:r>
-    </w:p>
-    <w:p>
-      <w:r>
-        <w:t>their local supervisory authority; a list is available at</w:t>
-      </w:r>
-    </w:p>
-    <w:p>
       <w:hyperlink r:id="rId9">
         <w:r>
           <w:rPr>
@@ -662,10 +430,8 @@
         </w:r>
       </w:hyperlink>
       <w:r>
-        <w:t xml:space="preserve"> (EU) and</w:t>
+        <w:t xml:space="preserve"> (EU) and </w:t>
       </w:r>
-    </w:p>
-    <w:p>
       <w:hyperlink r:id="rId10">
         <w:r>
           <w:rPr>
@@ -690,22 +456,12 @@
         <w:t>VAT</w:t>
       </w:r>
       <w:r>
-        <w:t xml:space="preserve"> — Where Birthright's EU B2C digital-service or goods sales</w:t>
-      </w:r>
-    </w:p>
-    <w:p>
-      <w:r>
-        <w:t>cross applicable thresholds, VAT registration (One-Stop-Shop or</w:t>
-      </w:r>
-    </w:p>
-    <w:p>
-      <w:r>
-        <w:t>country-by-country) will be completed.</w:t>
+        <w:t xml:space="preserve"> — Where Birthright's EU B2C digital-service or goods sales cross applicable thresholds, VAT registration (One-Stop-Shop or country-by-country) will be completed.</w:t>
       </w:r>
     </w:p>
     <w:sectPr>
       <w:pgSz w:w="12240" w:h="15840"/>
-      <w:pgMar w:top="1152" w:right="1296" w:bottom="1152" w:left="1296" w:header="720" w:footer="720" w:gutter="0"/>
+      <w:pgMar w:top="1440" w:right="1440" w:bottom="1440" w:left="1440" w:header="720" w:footer="720" w:gutter="0"/>
       <w:cols w:space="720"/>
       <w:docGrid w:linePitch="360"/>
     </w:sectPr>
@@ -1076,6 +832,9 @@
     <w:name w:val="Normal"/>
     <w:qFormat/>
     <w:rsid w:val="00FC693F"/>
+    <w:pPr>
+      <w:spacing w:line="240" w:lineRule="auto" w:before="0" w:after="120"/>
+    </w:pPr>
     <w:rPr>
       <w:rFonts w:ascii="Calibri" w:hAnsi="Calibri"/>
       <w:sz w:val="22"/>

--- a/backend/legal_docs/11-board-officer-agreement.docx
+++ b/backend/legal_docs/11-board-officer-agreement.docx
@@ -105,7 +105,7 @@
           <w:i/>
           <w:color w:val="7C5316"/>
         </w:rPr>
-        <w:t>Executive Director: James Reagan · Contact: legal@birthright.live</w:t>
+        <w:t>Executive Director: Amanda Reagan · Contact: legal@birthright.live</w:t>
       </w:r>
     </w:p>
     <w:p>
